--- a/DeepSkilling/Module-3/Ranking and Window Functions.docx
+++ b/DeepSkilling/Module-3/Ranking and Window Functions.docx
@@ -46,48 +46,20 @@
         <w:rPr>
           <w:rFonts w:ascii="Times New Roman" w:hAnsi="Times New Roman" w:cs="Times New Roman"/>
         </w:rPr>
-        <w:t xml:space="preserve">CREATE DATABASE </w:t>
-      </w:r>
-      <w:proofErr w:type="spellStart"/>
-      <w:r>
-        <w:rPr>
-          <w:rFonts w:ascii="Times New Roman" w:hAnsi="Times New Roman" w:cs="Times New Roman"/>
-        </w:rPr>
-        <w:t>OnlineRetail</w:t>
-      </w:r>
-      <w:proofErr w:type="spellEnd"/>
-      <w:r>
-        <w:rPr>
-          <w:rFonts w:ascii="Times New Roman" w:hAnsi="Times New Roman" w:cs="Times New Roman"/>
-        </w:rPr>
-        <w:t>;</w:t>
-      </w:r>
-    </w:p>
-    <w:p>
-      <w:pPr>
-        <w:rPr>
-          <w:rFonts w:ascii="Times New Roman" w:hAnsi="Times New Roman" w:cs="Times New Roman"/>
-        </w:rPr>
-      </w:pPr>
-      <w:r>
-        <w:rPr>
-          <w:rFonts w:ascii="Times New Roman" w:hAnsi="Times New Roman" w:cs="Times New Roman"/>
-        </w:rPr>
-        <w:t xml:space="preserve">USE </w:t>
-      </w:r>
-      <w:proofErr w:type="spellStart"/>
-      <w:r>
-        <w:rPr>
-          <w:rFonts w:ascii="Times New Roman" w:hAnsi="Times New Roman" w:cs="Times New Roman"/>
-        </w:rPr>
-        <w:t>OnlineRetail</w:t>
-      </w:r>
-      <w:proofErr w:type="spellEnd"/>
-      <w:r>
-        <w:rPr>
-          <w:rFonts w:ascii="Times New Roman" w:hAnsi="Times New Roman" w:cs="Times New Roman"/>
-        </w:rPr>
-        <w:t>;</w:t>
+        <w:t>CREATE DATABASE OnlineRetail;</w:t>
+      </w:r>
+    </w:p>
+    <w:p>
+      <w:pPr>
+        <w:rPr>
+          <w:rFonts w:ascii="Times New Roman" w:hAnsi="Times New Roman" w:cs="Times New Roman"/>
+        </w:rPr>
+      </w:pPr>
+      <w:r>
+        <w:rPr>
+          <w:rFonts w:ascii="Times New Roman" w:hAnsi="Times New Roman" w:cs="Times New Roman"/>
+        </w:rPr>
+        <w:t>USE OnlineRetail;</w:t>
       </w:r>
     </w:p>
     <w:p>
@@ -126,102 +98,46 @@
         <w:rPr>
           <w:rFonts w:ascii="Times New Roman" w:hAnsi="Times New Roman" w:cs="Times New Roman"/>
         </w:rPr>
-        <w:t xml:space="preserve">    </w:t>
-      </w:r>
-      <w:proofErr w:type="spellStart"/>
-      <w:r>
-        <w:rPr>
-          <w:rFonts w:ascii="Times New Roman" w:hAnsi="Times New Roman" w:cs="Times New Roman"/>
-        </w:rPr>
-        <w:t>ProductID</w:t>
-      </w:r>
-      <w:proofErr w:type="spellEnd"/>
-      <w:r>
-        <w:rPr>
-          <w:rFonts w:ascii="Times New Roman" w:hAnsi="Times New Roman" w:cs="Times New Roman"/>
-        </w:rPr>
-        <w:t xml:space="preserve"> INT PRIMARY KEY,</w:t>
-      </w:r>
-    </w:p>
-    <w:p>
-      <w:pPr>
-        <w:rPr>
-          <w:rFonts w:ascii="Times New Roman" w:hAnsi="Times New Roman" w:cs="Times New Roman"/>
-        </w:rPr>
-      </w:pPr>
-      <w:r>
-        <w:rPr>
-          <w:rFonts w:ascii="Times New Roman" w:hAnsi="Times New Roman" w:cs="Times New Roman"/>
-        </w:rPr>
-        <w:t xml:space="preserve">    ProductName </w:t>
-      </w:r>
-      <w:proofErr w:type="gramStart"/>
-      <w:r>
-        <w:rPr>
-          <w:rFonts w:ascii="Times New Roman" w:hAnsi="Times New Roman" w:cs="Times New Roman"/>
-        </w:rPr>
-        <w:t>VARCHAR(</w:t>
-      </w:r>
-      <w:proofErr w:type="gramEnd"/>
-      <w:r>
-        <w:rPr>
-          <w:rFonts w:ascii="Times New Roman" w:hAnsi="Times New Roman" w:cs="Times New Roman"/>
-        </w:rPr>
-        <w:t>100),</w:t>
-      </w:r>
-    </w:p>
-    <w:p>
-      <w:pPr>
-        <w:rPr>
-          <w:rFonts w:ascii="Times New Roman" w:hAnsi="Times New Roman" w:cs="Times New Roman"/>
-        </w:rPr>
-      </w:pPr>
-      <w:r>
-        <w:rPr>
-          <w:rFonts w:ascii="Times New Roman" w:hAnsi="Times New Roman" w:cs="Times New Roman"/>
-        </w:rPr>
-        <w:t xml:space="preserve">    Category </w:t>
-      </w:r>
-      <w:proofErr w:type="gramStart"/>
-      <w:r>
-        <w:rPr>
-          <w:rFonts w:ascii="Times New Roman" w:hAnsi="Times New Roman" w:cs="Times New Roman"/>
-        </w:rPr>
-        <w:t>VARCHAR(</w:t>
-      </w:r>
-      <w:proofErr w:type="gramEnd"/>
-      <w:r>
-        <w:rPr>
-          <w:rFonts w:ascii="Times New Roman" w:hAnsi="Times New Roman" w:cs="Times New Roman"/>
-        </w:rPr>
-        <w:t>50),</w:t>
-      </w:r>
-    </w:p>
-    <w:p>
-      <w:pPr>
-        <w:rPr>
-          <w:rFonts w:ascii="Times New Roman" w:hAnsi="Times New Roman" w:cs="Times New Roman"/>
-        </w:rPr>
-      </w:pPr>
-      <w:r>
-        <w:rPr>
-          <w:rFonts w:ascii="Times New Roman" w:hAnsi="Times New Roman" w:cs="Times New Roman"/>
-        </w:rPr>
-        <w:t xml:space="preserve">    Price </w:t>
-      </w:r>
-      <w:proofErr w:type="gramStart"/>
-      <w:r>
-        <w:rPr>
-          <w:rFonts w:ascii="Times New Roman" w:hAnsi="Times New Roman" w:cs="Times New Roman"/>
-        </w:rPr>
-        <w:t>DECIMAL(</w:t>
-      </w:r>
-      <w:proofErr w:type="gramEnd"/>
-      <w:r>
-        <w:rPr>
-          <w:rFonts w:ascii="Times New Roman" w:hAnsi="Times New Roman" w:cs="Times New Roman"/>
-        </w:rPr>
-        <w:t>10,2)</w:t>
+        <w:t xml:space="preserve">    ProductID INT PRIMARY KEY,</w:t>
+      </w:r>
+    </w:p>
+    <w:p>
+      <w:pPr>
+        <w:rPr>
+          <w:rFonts w:ascii="Times New Roman" w:hAnsi="Times New Roman" w:cs="Times New Roman"/>
+        </w:rPr>
+      </w:pPr>
+      <w:r>
+        <w:rPr>
+          <w:rFonts w:ascii="Times New Roman" w:hAnsi="Times New Roman" w:cs="Times New Roman"/>
+        </w:rPr>
+        <w:t xml:space="preserve">    ProductName VARCHAR(100),</w:t>
+      </w:r>
+    </w:p>
+    <w:p>
+      <w:pPr>
+        <w:rPr>
+          <w:rFonts w:ascii="Times New Roman" w:hAnsi="Times New Roman" w:cs="Times New Roman"/>
+        </w:rPr>
+      </w:pPr>
+      <w:r>
+        <w:rPr>
+          <w:rFonts w:ascii="Times New Roman" w:hAnsi="Times New Roman" w:cs="Times New Roman"/>
+        </w:rPr>
+        <w:t xml:space="preserve">    Category VARCHAR(50),</w:t>
+      </w:r>
+    </w:p>
+    <w:p>
+      <w:pPr>
+        <w:rPr>
+          <w:rFonts w:ascii="Times New Roman" w:hAnsi="Times New Roman" w:cs="Times New Roman"/>
+        </w:rPr>
+      </w:pPr>
+      <w:r>
+        <w:rPr>
+          <w:rFonts w:ascii="Times New Roman" w:hAnsi="Times New Roman" w:cs="Times New Roman"/>
+        </w:rPr>
+        <w:t xml:space="preserve">    Price DECIMAL(10,2)</w:t>
       </w:r>
     </w:p>
     <w:p>
@@ -260,21 +176,7 @@
         <w:rPr>
           <w:rFonts w:ascii="Times New Roman" w:hAnsi="Times New Roman" w:cs="Times New Roman"/>
         </w:rPr>
-        <w:t>INSERT INTO Products (</w:t>
-      </w:r>
-      <w:proofErr w:type="spellStart"/>
-      <w:r>
-        <w:rPr>
-          <w:rFonts w:ascii="Times New Roman" w:hAnsi="Times New Roman" w:cs="Times New Roman"/>
-        </w:rPr>
-        <w:t>ProductID</w:t>
-      </w:r>
-      <w:proofErr w:type="spellEnd"/>
-      <w:r>
-        <w:rPr>
-          <w:rFonts w:ascii="Times New Roman" w:hAnsi="Times New Roman" w:cs="Times New Roman"/>
-        </w:rPr>
-        <w:t>, ProductName, Category, Price) VALUES</w:t>
+        <w:t>INSERT INTO Products (ProductID, ProductName, Category, Price) VALUES</w:t>
       </w:r>
     </w:p>
     <w:p>
@@ -587,21 +489,7 @@
         <w:rPr>
           <w:rFonts w:ascii="Times New Roman" w:hAnsi="Times New Roman" w:cs="Times New Roman"/>
         </w:rPr>
-        <w:t xml:space="preserve">    </w:t>
-      </w:r>
-      <w:proofErr w:type="spellStart"/>
-      <w:r>
-        <w:rPr>
-          <w:rFonts w:ascii="Times New Roman" w:hAnsi="Times New Roman" w:cs="Times New Roman"/>
-        </w:rPr>
-        <w:t>ProductID</w:t>
-      </w:r>
-      <w:proofErr w:type="spellEnd"/>
-      <w:r>
-        <w:rPr>
-          <w:rFonts w:ascii="Times New Roman" w:hAnsi="Times New Roman" w:cs="Times New Roman"/>
-        </w:rPr>
-        <w:t>,</w:t>
+        <w:t xml:space="preserve">    ProductID,</w:t>
       </w:r>
     </w:p>
     <w:p>
@@ -653,30 +541,8 @@
         <w:rPr>
           <w:rFonts w:ascii="Times New Roman" w:hAnsi="Times New Roman" w:cs="Times New Roman"/>
         </w:rPr>
-        <w:t xml:space="preserve">    ROW_</w:t>
-      </w:r>
-      <w:proofErr w:type="gramStart"/>
-      <w:r>
-        <w:rPr>
-          <w:rFonts w:ascii="Times New Roman" w:hAnsi="Times New Roman" w:cs="Times New Roman"/>
-        </w:rPr>
-        <w:t>NUMBER(</w:t>
-      </w:r>
-      <w:proofErr w:type="gramEnd"/>
-      <w:r>
-        <w:rPr>
-          <w:rFonts w:ascii="Times New Roman" w:hAnsi="Times New Roman" w:cs="Times New Roman"/>
-        </w:rPr>
-        <w:t xml:space="preserve">) </w:t>
-      </w:r>
-      <w:proofErr w:type="gramStart"/>
-      <w:r>
-        <w:rPr>
-          <w:rFonts w:ascii="Times New Roman" w:hAnsi="Times New Roman" w:cs="Times New Roman"/>
-        </w:rPr>
-        <w:t>OVER(</w:t>
-      </w:r>
-      <w:proofErr w:type="gramEnd"/>
+        <w:t xml:space="preserve">    ROW_NUMBER() OVER(</w:t>
+      </w:r>
     </w:p>
     <w:p>
       <w:pPr>
@@ -714,57 +580,21 @@
         <w:rPr>
           <w:rFonts w:ascii="Times New Roman" w:hAnsi="Times New Roman" w:cs="Times New Roman"/>
         </w:rPr>
-        <w:t xml:space="preserve">    ) AS </w:t>
-      </w:r>
-      <w:proofErr w:type="spellStart"/>
-      <w:r>
-        <w:rPr>
-          <w:rFonts w:ascii="Times New Roman" w:hAnsi="Times New Roman" w:cs="Times New Roman"/>
-        </w:rPr>
-        <w:t>Row_Number</w:t>
-      </w:r>
-      <w:proofErr w:type="spellEnd"/>
-      <w:r>
-        <w:rPr>
-          <w:rFonts w:ascii="Times New Roman" w:hAnsi="Times New Roman" w:cs="Times New Roman"/>
-        </w:rPr>
-        <w:t>,</w:t>
-      </w:r>
-    </w:p>
-    <w:p>
-      <w:pPr>
-        <w:rPr>
-          <w:rFonts w:ascii="Times New Roman" w:hAnsi="Times New Roman" w:cs="Times New Roman"/>
-        </w:rPr>
-      </w:pPr>
-      <w:r>
-        <w:rPr>
-          <w:rFonts w:ascii="Times New Roman" w:hAnsi="Times New Roman" w:cs="Times New Roman"/>
-        </w:rPr>
-        <w:t xml:space="preserve">    </w:t>
-      </w:r>
-      <w:proofErr w:type="gramStart"/>
-      <w:r>
-        <w:rPr>
-          <w:rFonts w:ascii="Times New Roman" w:hAnsi="Times New Roman" w:cs="Times New Roman"/>
-        </w:rPr>
-        <w:t>RANK(</w:t>
-      </w:r>
-      <w:proofErr w:type="gramEnd"/>
-      <w:r>
-        <w:rPr>
-          <w:rFonts w:ascii="Times New Roman" w:hAnsi="Times New Roman" w:cs="Times New Roman"/>
-        </w:rPr>
-        <w:t xml:space="preserve">) </w:t>
-      </w:r>
-      <w:proofErr w:type="gramStart"/>
-      <w:r>
-        <w:rPr>
-          <w:rFonts w:ascii="Times New Roman" w:hAnsi="Times New Roman" w:cs="Times New Roman"/>
-        </w:rPr>
-        <w:t>OVER(</w:t>
-      </w:r>
-      <w:proofErr w:type="gramEnd"/>
+        <w:t xml:space="preserve">    ) AS Row_Number,</w:t>
+      </w:r>
+    </w:p>
+    <w:p>
+      <w:pPr>
+        <w:rPr>
+          <w:rFonts w:ascii="Times New Roman" w:hAnsi="Times New Roman" w:cs="Times New Roman"/>
+        </w:rPr>
+      </w:pPr>
+      <w:r>
+        <w:rPr>
+          <w:rFonts w:ascii="Times New Roman" w:hAnsi="Times New Roman" w:cs="Times New Roman"/>
+        </w:rPr>
+        <w:t xml:space="preserve">    RANK() OVER(</w:t>
+      </w:r>
     </w:p>
     <w:p>
       <w:pPr>
@@ -802,57 +632,21 @@
         <w:rPr>
           <w:rFonts w:ascii="Times New Roman" w:hAnsi="Times New Roman" w:cs="Times New Roman"/>
         </w:rPr>
-        <w:t xml:space="preserve">    ) AS </w:t>
-      </w:r>
-      <w:proofErr w:type="spellStart"/>
-      <w:r>
-        <w:rPr>
-          <w:rFonts w:ascii="Times New Roman" w:hAnsi="Times New Roman" w:cs="Times New Roman"/>
-        </w:rPr>
-        <w:t>Rank_Number</w:t>
-      </w:r>
-      <w:proofErr w:type="spellEnd"/>
-      <w:r>
-        <w:rPr>
-          <w:rFonts w:ascii="Times New Roman" w:hAnsi="Times New Roman" w:cs="Times New Roman"/>
-        </w:rPr>
-        <w:t>,</w:t>
-      </w:r>
-    </w:p>
-    <w:p>
-      <w:pPr>
-        <w:rPr>
-          <w:rFonts w:ascii="Times New Roman" w:hAnsi="Times New Roman" w:cs="Times New Roman"/>
-        </w:rPr>
-      </w:pPr>
-      <w:r>
-        <w:rPr>
-          <w:rFonts w:ascii="Times New Roman" w:hAnsi="Times New Roman" w:cs="Times New Roman"/>
-        </w:rPr>
-        <w:t xml:space="preserve">    DENSE_</w:t>
-      </w:r>
-      <w:proofErr w:type="gramStart"/>
-      <w:r>
-        <w:rPr>
-          <w:rFonts w:ascii="Times New Roman" w:hAnsi="Times New Roman" w:cs="Times New Roman"/>
-        </w:rPr>
-        <w:t>RANK(</w:t>
-      </w:r>
-      <w:proofErr w:type="gramEnd"/>
-      <w:r>
-        <w:rPr>
-          <w:rFonts w:ascii="Times New Roman" w:hAnsi="Times New Roman" w:cs="Times New Roman"/>
-        </w:rPr>
-        <w:t xml:space="preserve">) </w:t>
-      </w:r>
-      <w:proofErr w:type="gramStart"/>
-      <w:r>
-        <w:rPr>
-          <w:rFonts w:ascii="Times New Roman" w:hAnsi="Times New Roman" w:cs="Times New Roman"/>
-        </w:rPr>
-        <w:t>OVER(</w:t>
-      </w:r>
-      <w:proofErr w:type="gramEnd"/>
+        <w:t xml:space="preserve">    ) AS Rank_Number,</w:t>
+      </w:r>
+    </w:p>
+    <w:p>
+      <w:pPr>
+        <w:rPr>
+          <w:rFonts w:ascii="Times New Roman" w:hAnsi="Times New Roman" w:cs="Times New Roman"/>
+        </w:rPr>
+      </w:pPr>
+      <w:r>
+        <w:rPr>
+          <w:rFonts w:ascii="Times New Roman" w:hAnsi="Times New Roman" w:cs="Times New Roman"/>
+        </w:rPr>
+        <w:t xml:space="preserve">    DENSE_RANK() OVER(</w:t>
+      </w:r>
     </w:p>
     <w:p>
       <w:pPr>
@@ -890,16 +684,8 @@
         <w:rPr>
           <w:rFonts w:ascii="Times New Roman" w:hAnsi="Times New Roman" w:cs="Times New Roman"/>
         </w:rPr>
-        <w:t xml:space="preserve">    ) AS </w:t>
-      </w:r>
-      <w:proofErr w:type="spellStart"/>
-      <w:r>
-        <w:rPr>
-          <w:rFonts w:ascii="Times New Roman" w:hAnsi="Times New Roman" w:cs="Times New Roman"/>
-        </w:rPr>
-        <w:t>Dense_Rank_Number</w:t>
-      </w:r>
-      <w:proofErr w:type="spellEnd"/>
+        <w:t xml:space="preserve">    ) AS Dense_Rank_Number</w:t>
+      </w:r>
     </w:p>
     <w:p>
       <w:pPr>
@@ -976,21 +762,7 @@
         <w:rPr>
           <w:rFonts w:ascii="Times New Roman" w:hAnsi="Times New Roman" w:cs="Times New Roman"/>
         </w:rPr>
-        <w:t xml:space="preserve">        </w:t>
-      </w:r>
-      <w:proofErr w:type="spellStart"/>
-      <w:r>
-        <w:rPr>
-          <w:rFonts w:ascii="Times New Roman" w:hAnsi="Times New Roman" w:cs="Times New Roman"/>
-        </w:rPr>
-        <w:t>ProductID</w:t>
-      </w:r>
-      <w:proofErr w:type="spellEnd"/>
-      <w:r>
-        <w:rPr>
-          <w:rFonts w:ascii="Times New Roman" w:hAnsi="Times New Roman" w:cs="Times New Roman"/>
-        </w:rPr>
-        <w:t>,</w:t>
+        <w:t xml:space="preserve">        ProductID,</w:t>
       </w:r>
     </w:p>
     <w:p>
@@ -1043,30 +815,8 @@
         <w:rPr>
           <w:rFonts w:ascii="Times New Roman" w:hAnsi="Times New Roman" w:cs="Times New Roman"/>
         </w:rPr>
-        <w:t xml:space="preserve">        ROW_</w:t>
-      </w:r>
-      <w:proofErr w:type="gramStart"/>
-      <w:r>
-        <w:rPr>
-          <w:rFonts w:ascii="Times New Roman" w:hAnsi="Times New Roman" w:cs="Times New Roman"/>
-        </w:rPr>
-        <w:t>NUMBER(</w:t>
-      </w:r>
-      <w:proofErr w:type="gramEnd"/>
-      <w:r>
-        <w:rPr>
-          <w:rFonts w:ascii="Times New Roman" w:hAnsi="Times New Roman" w:cs="Times New Roman"/>
-        </w:rPr>
-        <w:t xml:space="preserve">) </w:t>
-      </w:r>
-      <w:proofErr w:type="gramStart"/>
-      <w:r>
-        <w:rPr>
-          <w:rFonts w:ascii="Times New Roman" w:hAnsi="Times New Roman" w:cs="Times New Roman"/>
-        </w:rPr>
-        <w:t>OVER(</w:t>
-      </w:r>
-      <w:proofErr w:type="gramEnd"/>
+        <w:t xml:space="preserve">        ROW_NUMBER() OVER(</w:t>
+      </w:r>
     </w:p>
     <w:p>
       <w:pPr>
@@ -1104,16 +854,8 @@
         <w:rPr>
           <w:rFonts w:ascii="Times New Roman" w:hAnsi="Times New Roman" w:cs="Times New Roman"/>
         </w:rPr>
-        <w:t xml:space="preserve">        ) AS </w:t>
-      </w:r>
-      <w:proofErr w:type="spellStart"/>
-      <w:r>
-        <w:rPr>
-          <w:rFonts w:ascii="Times New Roman" w:hAnsi="Times New Roman" w:cs="Times New Roman"/>
-        </w:rPr>
-        <w:t>Row_Number</w:t>
-      </w:r>
-      <w:proofErr w:type="spellEnd"/>
+        <w:t xml:space="preserve">        ) AS Row_Number</w:t>
+      </w:r>
     </w:p>
     <w:p>
       <w:pPr>
@@ -1138,42 +880,20 @@
         <w:rPr>
           <w:rFonts w:ascii="Times New Roman" w:hAnsi="Times New Roman" w:cs="Times New Roman"/>
         </w:rPr>
-        <w:t xml:space="preserve">) AS </w:t>
-      </w:r>
-      <w:proofErr w:type="spellStart"/>
-      <w:r>
-        <w:rPr>
-          <w:rFonts w:ascii="Times New Roman" w:hAnsi="Times New Roman" w:cs="Times New Roman"/>
-        </w:rPr>
-        <w:t>RankedProducts</w:t>
-      </w:r>
-      <w:proofErr w:type="spellEnd"/>
-    </w:p>
-    <w:p>
-      <w:pPr>
-        <w:rPr>
-          <w:rFonts w:ascii="Times New Roman" w:hAnsi="Times New Roman" w:cs="Times New Roman"/>
-        </w:rPr>
-      </w:pPr>
-      <w:r>
-        <w:rPr>
-          <w:rFonts w:ascii="Times New Roman" w:hAnsi="Times New Roman" w:cs="Times New Roman"/>
-        </w:rPr>
-        <w:t xml:space="preserve">WHERE </w:t>
-      </w:r>
-      <w:proofErr w:type="spellStart"/>
-      <w:r>
-        <w:rPr>
-          <w:rFonts w:ascii="Times New Roman" w:hAnsi="Times New Roman" w:cs="Times New Roman"/>
-        </w:rPr>
-        <w:t>Row_Number</w:t>
-      </w:r>
-      <w:proofErr w:type="spellEnd"/>
-      <w:r>
-        <w:rPr>
-          <w:rFonts w:ascii="Times New Roman" w:hAnsi="Times New Roman" w:cs="Times New Roman"/>
-        </w:rPr>
-        <w:t xml:space="preserve"> &lt;= 3;</w:t>
+        <w:t>) AS RankedProducts</w:t>
+      </w:r>
+    </w:p>
+    <w:p>
+      <w:pPr>
+        <w:rPr>
+          <w:rFonts w:ascii="Times New Roman" w:hAnsi="Times New Roman" w:cs="Times New Roman"/>
+        </w:rPr>
+      </w:pPr>
+      <w:r>
+        <w:rPr>
+          <w:rFonts w:ascii="Times New Roman" w:hAnsi="Times New Roman" w:cs="Times New Roman"/>
+        </w:rPr>
+        <w:t>WHERE Row_Number &lt;= 3;</w:t>
       </w:r>
     </w:p>
     <w:p>
@@ -1245,21 +965,7 @@
         <w:rPr>
           <w:rFonts w:ascii="Times New Roman" w:hAnsi="Times New Roman" w:cs="Times New Roman"/>
         </w:rPr>
-        <w:t xml:space="preserve">        </w:t>
-      </w:r>
-      <w:proofErr w:type="spellStart"/>
-      <w:r>
-        <w:rPr>
-          <w:rFonts w:ascii="Times New Roman" w:hAnsi="Times New Roman" w:cs="Times New Roman"/>
-        </w:rPr>
-        <w:t>ProductID</w:t>
-      </w:r>
-      <w:proofErr w:type="spellEnd"/>
-      <w:r>
-        <w:rPr>
-          <w:rFonts w:ascii="Times New Roman" w:hAnsi="Times New Roman" w:cs="Times New Roman"/>
-        </w:rPr>
-        <w:t>,</w:t>
+        <w:t xml:space="preserve">        ProductID,</w:t>
       </w:r>
     </w:p>
     <w:p>
@@ -1311,30 +1017,8 @@
         <w:rPr>
           <w:rFonts w:ascii="Times New Roman" w:hAnsi="Times New Roman" w:cs="Times New Roman"/>
         </w:rPr>
-        <w:t xml:space="preserve">        </w:t>
-      </w:r>
-      <w:proofErr w:type="gramStart"/>
-      <w:r>
-        <w:rPr>
-          <w:rFonts w:ascii="Times New Roman" w:hAnsi="Times New Roman" w:cs="Times New Roman"/>
-        </w:rPr>
-        <w:t>RANK(</w:t>
-      </w:r>
-      <w:proofErr w:type="gramEnd"/>
-      <w:r>
-        <w:rPr>
-          <w:rFonts w:ascii="Times New Roman" w:hAnsi="Times New Roman" w:cs="Times New Roman"/>
-        </w:rPr>
-        <w:t xml:space="preserve">) </w:t>
-      </w:r>
-      <w:proofErr w:type="gramStart"/>
-      <w:r>
-        <w:rPr>
-          <w:rFonts w:ascii="Times New Roman" w:hAnsi="Times New Roman" w:cs="Times New Roman"/>
-        </w:rPr>
-        <w:t>OVER(</w:t>
-      </w:r>
-      <w:proofErr w:type="gramEnd"/>
+        <w:t xml:space="preserve">        RANK() OVER(</w:t>
+      </w:r>
     </w:p>
     <w:p>
       <w:pPr>
@@ -1372,16 +1056,8 @@
         <w:rPr>
           <w:rFonts w:ascii="Times New Roman" w:hAnsi="Times New Roman" w:cs="Times New Roman"/>
         </w:rPr>
-        <w:t xml:space="preserve">        ) AS </w:t>
-      </w:r>
-      <w:proofErr w:type="spellStart"/>
-      <w:r>
-        <w:rPr>
-          <w:rFonts w:ascii="Times New Roman" w:hAnsi="Times New Roman" w:cs="Times New Roman"/>
-        </w:rPr>
-        <w:t>Rank_Number</w:t>
-      </w:r>
-      <w:proofErr w:type="spellEnd"/>
+        <w:t xml:space="preserve">        ) AS Rank_Number</w:t>
+      </w:r>
     </w:p>
     <w:p>
       <w:pPr>
@@ -1406,42 +1082,20 @@
         <w:rPr>
           <w:rFonts w:ascii="Times New Roman" w:hAnsi="Times New Roman" w:cs="Times New Roman"/>
         </w:rPr>
-        <w:t xml:space="preserve">) AS </w:t>
-      </w:r>
-      <w:proofErr w:type="spellStart"/>
-      <w:r>
-        <w:rPr>
-          <w:rFonts w:ascii="Times New Roman" w:hAnsi="Times New Roman" w:cs="Times New Roman"/>
-        </w:rPr>
-        <w:t>RankedProducts</w:t>
-      </w:r>
-      <w:proofErr w:type="spellEnd"/>
-    </w:p>
-    <w:p>
-      <w:pPr>
-        <w:rPr>
-          <w:rFonts w:ascii="Times New Roman" w:hAnsi="Times New Roman" w:cs="Times New Roman"/>
-        </w:rPr>
-      </w:pPr>
-      <w:r>
-        <w:rPr>
-          <w:rFonts w:ascii="Times New Roman" w:hAnsi="Times New Roman" w:cs="Times New Roman"/>
-        </w:rPr>
-        <w:t xml:space="preserve">WHERE </w:t>
-      </w:r>
-      <w:proofErr w:type="spellStart"/>
-      <w:r>
-        <w:rPr>
-          <w:rFonts w:ascii="Times New Roman" w:hAnsi="Times New Roman" w:cs="Times New Roman"/>
-        </w:rPr>
-        <w:t>Rank_Number</w:t>
-      </w:r>
-      <w:proofErr w:type="spellEnd"/>
-      <w:r>
-        <w:rPr>
-          <w:rFonts w:ascii="Times New Roman" w:hAnsi="Times New Roman" w:cs="Times New Roman"/>
-        </w:rPr>
-        <w:t xml:space="preserve"> &lt;= 3;</w:t>
+        <w:t>) AS RankedProducts</w:t>
+      </w:r>
+    </w:p>
+    <w:p>
+      <w:pPr>
+        <w:rPr>
+          <w:rFonts w:ascii="Times New Roman" w:hAnsi="Times New Roman" w:cs="Times New Roman"/>
+        </w:rPr>
+      </w:pPr>
+      <w:r>
+        <w:rPr>
+          <w:rFonts w:ascii="Times New Roman" w:hAnsi="Times New Roman" w:cs="Times New Roman"/>
+        </w:rPr>
+        <w:t>WHERE Rank_Number &lt;= 3;</w:t>
       </w:r>
     </w:p>
     <w:p>
@@ -1521,21 +1175,7 @@
         <w:rPr>
           <w:rFonts w:ascii="Times New Roman" w:hAnsi="Times New Roman" w:cs="Times New Roman"/>
         </w:rPr>
-        <w:t xml:space="preserve">        </w:t>
-      </w:r>
-      <w:proofErr w:type="spellStart"/>
-      <w:r>
-        <w:rPr>
-          <w:rFonts w:ascii="Times New Roman" w:hAnsi="Times New Roman" w:cs="Times New Roman"/>
-        </w:rPr>
-        <w:t>ProductID</w:t>
-      </w:r>
-      <w:proofErr w:type="spellEnd"/>
-      <w:r>
-        <w:rPr>
-          <w:rFonts w:ascii="Times New Roman" w:hAnsi="Times New Roman" w:cs="Times New Roman"/>
-        </w:rPr>
-        <w:t>,</w:t>
+        <w:t xml:space="preserve">        ProductID,</w:t>
       </w:r>
     </w:p>
     <w:p>
@@ -1587,30 +1227,8 @@
         <w:rPr>
           <w:rFonts w:ascii="Times New Roman" w:hAnsi="Times New Roman" w:cs="Times New Roman"/>
         </w:rPr>
-        <w:t xml:space="preserve">        DENSE_</w:t>
-      </w:r>
-      <w:proofErr w:type="gramStart"/>
-      <w:r>
-        <w:rPr>
-          <w:rFonts w:ascii="Times New Roman" w:hAnsi="Times New Roman" w:cs="Times New Roman"/>
-        </w:rPr>
-        <w:t>RANK(</w:t>
-      </w:r>
-      <w:proofErr w:type="gramEnd"/>
-      <w:r>
-        <w:rPr>
-          <w:rFonts w:ascii="Times New Roman" w:hAnsi="Times New Roman" w:cs="Times New Roman"/>
-        </w:rPr>
-        <w:t xml:space="preserve">) </w:t>
-      </w:r>
-      <w:proofErr w:type="gramStart"/>
-      <w:r>
-        <w:rPr>
-          <w:rFonts w:ascii="Times New Roman" w:hAnsi="Times New Roman" w:cs="Times New Roman"/>
-        </w:rPr>
-        <w:t>OVER(</w:t>
-      </w:r>
-      <w:proofErr w:type="gramEnd"/>
+        <w:t xml:space="preserve">        DENSE_RANK() OVER(</w:t>
+      </w:r>
     </w:p>
     <w:p>
       <w:pPr>
@@ -1648,16 +1266,8 @@
         <w:rPr>
           <w:rFonts w:ascii="Times New Roman" w:hAnsi="Times New Roman" w:cs="Times New Roman"/>
         </w:rPr>
-        <w:t xml:space="preserve">        ) AS </w:t>
-      </w:r>
-      <w:proofErr w:type="spellStart"/>
-      <w:r>
-        <w:rPr>
-          <w:rFonts w:ascii="Times New Roman" w:hAnsi="Times New Roman" w:cs="Times New Roman"/>
-        </w:rPr>
-        <w:t>Dense_Rank_Number</w:t>
-      </w:r>
-      <w:proofErr w:type="spellEnd"/>
+        <w:t xml:space="preserve">        ) AS Dense_Rank_Number</w:t>
+      </w:r>
     </w:p>
     <w:p>
       <w:pPr>
@@ -1682,42 +1292,20 @@
         <w:rPr>
           <w:rFonts w:ascii="Times New Roman" w:hAnsi="Times New Roman" w:cs="Times New Roman"/>
         </w:rPr>
-        <w:t xml:space="preserve">) AS </w:t>
-      </w:r>
-      <w:proofErr w:type="spellStart"/>
-      <w:r>
-        <w:rPr>
-          <w:rFonts w:ascii="Times New Roman" w:hAnsi="Times New Roman" w:cs="Times New Roman"/>
-        </w:rPr>
-        <w:t>RankedProducts</w:t>
-      </w:r>
-      <w:proofErr w:type="spellEnd"/>
-    </w:p>
-    <w:p>
-      <w:pPr>
-        <w:rPr>
-          <w:rFonts w:ascii="Times New Roman" w:hAnsi="Times New Roman" w:cs="Times New Roman"/>
-        </w:rPr>
-      </w:pPr>
-      <w:r>
-        <w:rPr>
-          <w:rFonts w:ascii="Times New Roman" w:hAnsi="Times New Roman" w:cs="Times New Roman"/>
-        </w:rPr>
-        <w:t xml:space="preserve">WHERE </w:t>
-      </w:r>
-      <w:proofErr w:type="spellStart"/>
-      <w:r>
-        <w:rPr>
-          <w:rFonts w:ascii="Times New Roman" w:hAnsi="Times New Roman" w:cs="Times New Roman"/>
-        </w:rPr>
-        <w:t>Dense_Rank_Number</w:t>
-      </w:r>
-      <w:proofErr w:type="spellEnd"/>
-      <w:r>
-        <w:rPr>
-          <w:rFonts w:ascii="Times New Roman" w:hAnsi="Times New Roman" w:cs="Times New Roman"/>
-        </w:rPr>
-        <w:t xml:space="preserve"> &lt;= 3;</w:t>
+        <w:t>) AS RankedProducts</w:t>
+      </w:r>
+    </w:p>
+    <w:p>
+      <w:pPr>
+        <w:rPr>
+          <w:rFonts w:ascii="Times New Roman" w:hAnsi="Times New Roman" w:cs="Times New Roman"/>
+        </w:rPr>
+      </w:pPr>
+      <w:r>
+        <w:rPr>
+          <w:rFonts w:ascii="Times New Roman" w:hAnsi="Times New Roman" w:cs="Times New Roman"/>
+        </w:rPr>
+        <w:t>WHERE Dense_Rank_Number &lt;= 3;</w:t>
       </w:r>
     </w:p>
     <w:p>
@@ -4034,6 +3622,7 @@
   <w:style w:type="character" w:default="1" w:styleId="DefaultParagraphFont">
     <w:name w:val="Default Paragraph Font"/>
     <w:uiPriority w:val="1"/>
+    <w:semiHidden/>
     <w:unhideWhenUsed/>
   </w:style>
   <w:style w:type="table" w:default="1" w:styleId="TableNormal">
